--- a/05-content/articles/nalogovaya-nagruzka/RAZM-statya-3-nalogovaya-nagruzka.docx
+++ b/05-content/articles/nalogovaya-nagruzka/RAZM-statya-3-nalogovaya-nagruzka.docx
@@ -271,39 +271,39 @@
           <w:sz w:val="20"/>
           <w:szCs w:val="20"/>
         </w:rPr>
-        <w:t xml:space="preserve">【META TITLE: Как проверить бухгалтерию: инициативный аудит компании】</w:t>
-      </w:r>
-    </w:p>
-    <w:p>
-      <w:pPr>
-        <w:spacing w:after="60"/>
-      </w:pPr>
-      <w:r>
-        <w:rPr>
-          <w:rFonts w:ascii="Consolas" w:cs="Consolas" w:eastAsia="Consolas" w:hAnsi="Consolas"/>
-          <w:b w:val="false"/>
-          <w:bCs w:val="false"/>
-          <w:color w:val="806000"/>
-          <w:sz w:val="20"/>
-          <w:szCs w:val="20"/>
-        </w:rPr>
-        <w:t xml:space="preserve">【META DESCRIPTION: Зачем проверять работу бухгалтерии, как это сделать самому и что покажет инициативный аудит: виды, порядок проведения и ошибки, которые находят чаще всего.】</w:t>
-      </w:r>
-    </w:p>
-    <w:p>
-      <w:pPr>
-        <w:spacing w:after="60"/>
-      </w:pPr>
-      <w:r>
-        <w:rPr>
-          <w:rFonts w:ascii="Consolas" w:cs="Consolas" w:eastAsia="Consolas" w:hAnsi="Consolas"/>
-          <w:b w:val="false"/>
-          <w:bCs w:val="false"/>
-          <w:color w:val="806000"/>
-          <w:sz w:val="20"/>
-          <w:szCs w:val="20"/>
-        </w:rPr>
-        <w:t xml:space="preserve">【URL: /news/kak-proverit-svoyu-bukhgalteriyu/ — адрес прежний, не менять】</w:t>
+        <w:t xml:space="preserve">【META TITLE: Налоговая нагрузка 2026: расчёт и показатели по отраслям】</w:t>
+      </w:r>
+    </w:p>
+    <w:p>
+      <w:pPr>
+        <w:spacing w:after="60"/>
+      </w:pPr>
+      <w:r>
+        <w:rPr>
+          <w:rFonts w:ascii="Consolas" w:cs="Consolas" w:eastAsia="Consolas" w:hAnsi="Consolas"/>
+          <w:b w:val="false"/>
+          <w:bCs w:val="false"/>
+          <w:color w:val="806000"/>
+          <w:sz w:val="20"/>
+          <w:szCs w:val="20"/>
+        </w:rPr>
+        <w:t xml:space="preserve">【META DESCRIPTION: Как рассчитать налоговую нагрузку организации, с какими показателями её сравнивать по данным ФНС за 2025 год и что делать, если она ниже среднеотраслевой.】</w:t>
+      </w:r>
+    </w:p>
+    <w:p>
+      <w:pPr>
+        <w:spacing w:after="60"/>
+      </w:pPr>
+      <w:r>
+        <w:rPr>
+          <w:rFonts w:ascii="Consolas" w:cs="Consolas" w:eastAsia="Consolas" w:hAnsi="Consolas"/>
+          <w:b w:val="false"/>
+          <w:bCs w:val="false"/>
+          <w:color w:val="806000"/>
+          <w:sz w:val="20"/>
+          <w:szCs w:val="20"/>
+        </w:rPr>
+        <w:t xml:space="preserve">【URL: оставить прежний — /news/nalogovaya-nagruzka/】</w:t>
       </w:r>
     </w:p>
     <w:p>
@@ -3375,7 +3375,7 @@
           <w:sz w:val="20"/>
           <w:szCs w:val="20"/>
         </w:rPr>
-        <w:t xml:space="preserve">Материал подготовлен при помощи ИИ, проверен экспертом 1+1 Еленой Веневцевой.</w:t>
+        <w:t xml:space="preserve">Материал подготовлен при помощи ИИ, проверен экспертом 1+1 Еленой Хохловой.</w:t>
       </w:r>
     </w:p>
     <w:p>

--- a/05-content/articles/nalogovaya-nagruzka/RAZM-statya-3-nalogovaya-nagruzka.docx
+++ b/05-content/articles/nalogovaya-nagruzka/RAZM-statya-3-nalogovaya-nagruzka.docx
@@ -2,6 +2,86 @@
 <file path=word/document.xml><?xml version="1.0" encoding="utf-8"?>
 <w:document xmlns:wpc="http://schemas.microsoft.com/office/word/2010/wordprocessingCanvas" xmlns:mc="http://schemas.openxmlformats.org/markup-compatibility/2006" xmlns:o="urn:schemas-microsoft-com:office:office" xmlns:r="http://schemas.openxmlformats.org/officeDocument/2006/relationships" xmlns:m="http://schemas.openxmlformats.org/officeDocument/2006/math" xmlns:v="urn:schemas-microsoft-com:vml" xmlns:wp14="http://schemas.microsoft.com/office/word/2010/wordprocessingDrawing" xmlns:wp="http://schemas.openxmlformats.org/drawingml/2006/wordprocessingDrawing" xmlns:w10="urn:schemas-microsoft-com:office:word" xmlns:w="http://schemas.openxmlformats.org/wordprocessingml/2006/main" xmlns:w14="http://schemas.microsoft.com/office/word/2010/wordml" xmlns:w15="http://schemas.microsoft.com/office/word/2012/wordml" xmlns:wpg="http://schemas.microsoft.com/office/word/2010/wordprocessingGroup" xmlns:wpi="http://schemas.microsoft.com/office/word/2010/wordprocessingInk" xmlns:wne="http://schemas.microsoft.com/office/word/2006/wordml" xmlns:wps="http://schemas.microsoft.com/office/word/2010/wordprocessingShape" xmlns:cx="http://schemas.microsoft.com/office/drawing/2014/chartex" xmlns:cx1="http://schemas.microsoft.com/office/drawing/2015/9/8/chartex" xmlns:cx2="http://schemas.microsoft.com/office/drawing/2015/10/21/chartex" xmlns:cx3="http://schemas.microsoft.com/office/drawing/2016/5/9/chartex" xmlns:cx4="http://schemas.microsoft.com/office/drawing/2016/5/10/chartex" xmlns:cx5="http://schemas.microsoft.com/office/drawing/2016/5/11/chartex" xmlns:cx6="http://schemas.microsoft.com/office/drawing/2016/5/12/chartex" xmlns:cx7="http://schemas.microsoft.com/office/drawing/2016/5/13/chartex" xmlns:cx8="http://schemas.microsoft.com/office/drawing/2016/5/14/chartex" xmlns:aink="http://schemas.microsoft.com/office/drawing/2016/ink" xmlns:am3d="http://schemas.microsoft.com/office/drawing/2017/model3d" xmlns:w16cex="http://schemas.microsoft.com/office/word/2018/wordml/cex" xmlns:w16cid="http://schemas.microsoft.com/office/word/2016/wordml/cid" xmlns:w16="http://schemas.microsoft.com/office/word/2018/wordml" xmlns:w16sdtdh="http://schemas.microsoft.com/office/word/2020/wordml/sdtdatahash" xmlns:w16se="http://schemas.microsoft.com/office/word/2015/wordml/symex" mc:Ignorable="w14 w15 wp14">
   <w:body>
+    <w:p>
+      <w:pPr>
+        <w:spacing w:after="60"/>
+      </w:pPr>
+      <w:r>
+        <w:rPr>
+          <w:rFonts w:ascii="Consolas" w:cs="Consolas" w:eastAsia="Consolas" w:hAnsi="Consolas"/>
+          <w:b w:val="false"/>
+          <w:bCs w:val="false"/>
+          <w:color w:val="806000"/>
+          <w:sz w:val="20"/>
+          <w:szCs w:val="20"/>
+        </w:rPr>
+        <w:t xml:space="preserve">【ЭТОТ ТЕКСТ ЗАМЕНЯЕТ СТАТЬЮ НА САЙТЕ: https://1-plus-1.ru/news/nalogovaya-nagruzka/】</w:t>
+      </w:r>
+    </w:p>
+    <w:p>
+      <w:pPr>
+        <w:spacing w:after="60"/>
+      </w:pPr>
+      <w:r>
+        <w:rPr>
+          <w:rFonts w:ascii="Consolas" w:cs="Consolas" w:eastAsia="Consolas" w:hAnsi="Consolas"/>
+          <w:b w:val="false"/>
+          <w:bCs w:val="false"/>
+          <w:color w:val="806000"/>
+          <w:sz w:val="20"/>
+          <w:szCs w:val="20"/>
+        </w:rPr>
+        <w:t xml:space="preserve">【Адрес страницы не меняется — публикуется на том же URL, поверх старого текста.】</w:t>
+      </w:r>
+    </w:p>
+    <w:p>
+      <w:pPr>
+        <w:spacing w:after="40"/>
+      </w:pPr>
+      <w:r>
+        <w:rPr>
+          <w:rFonts w:ascii="Times New Roman" w:cs="Times New Roman" w:eastAsia="Times New Roman" w:hAnsi="Times New Roman"/>
+          <w:b w:val="false"/>
+          <w:bCs w:val="false"/>
+          <w:color w:val="000000"/>
+          <w:sz w:val="20"/>
+          <w:szCs w:val="20"/>
+        </w:rPr>
+        <w:t xml:space="preserve"/>
+      </w:r>
+    </w:p>
+    <w:p>
+      <w:pPr>
+        <w:spacing w:after="60"/>
+      </w:pPr>
+      <w:r>
+        <w:rPr>
+          <w:rFonts w:ascii="Consolas" w:cs="Consolas" w:eastAsia="Consolas" w:hAnsi="Consolas"/>
+          <w:b w:val="false"/>
+          <w:bCs w:val="false"/>
+          <w:color w:val="806000"/>
+          <w:sz w:val="20"/>
+          <w:szCs w:val="20"/>
+        </w:rPr>
+        <w:t xml:space="preserve">──────────────────────────────────────────────────────────────────────</w:t>
+      </w:r>
+    </w:p>
+    <w:p>
+      <w:pPr>
+        <w:spacing w:after="40"/>
+      </w:pPr>
+      <w:r>
+        <w:rPr>
+          <w:rFonts w:ascii="Times New Roman" w:cs="Times New Roman" w:eastAsia="Times New Roman" w:hAnsi="Times New Roman"/>
+          <w:b w:val="false"/>
+          <w:bCs w:val="false"/>
+          <w:color w:val="000000"/>
+          <w:sz w:val="20"/>
+          <w:szCs w:val="20"/>
+        </w:rPr>
+        <w:t xml:space="preserve"/>
+      </w:r>
+    </w:p>
     <w:p>
       <w:pPr>
         <w:spacing w:after="60"/>
